--- a/Final Project  - Trend App.docx
+++ b/Final Project  - Trend App.docx
@@ -235,7 +235,7 @@
       </w:pPr>
       <w:r>
         <w:drawing>
-          <wp:inline wp14:editId="4C75A4F5" wp14:anchorId="6F8EE869">
+          <wp:inline wp14:editId="074F84A0" wp14:anchorId="6F8EE869">
             <wp:extent cx="5943600" cy="3067050"/>
             <wp:effectExtent l="0" t="0" r="0" b="0"/>
             <wp:docPr id="1110624077" name="drawing"/>
@@ -292,7 +292,7 @@
       </w:pPr>
       <w:r>
         <w:drawing>
-          <wp:inline wp14:editId="54A9E111" wp14:anchorId="3BD11F91">
+          <wp:inline wp14:editId="12A7C2B4" wp14:anchorId="3BD11F91">
             <wp:extent cx="5943600" cy="2295525"/>
             <wp:effectExtent l="0" t="0" r="0" b="0"/>
             <wp:docPr id="1716055252" name="drawing"/>
@@ -366,7 +366,7 @@
       </w:pPr>
       <w:r>
         <w:drawing>
-          <wp:inline wp14:editId="4BF43ACC" wp14:anchorId="46812C2C">
+          <wp:inline wp14:editId="704A48DF" wp14:anchorId="46812C2C">
             <wp:extent cx="3038899" cy="5363323"/>
             <wp:effectExtent l="0" t="0" r="0" b="0"/>
             <wp:docPr id="1629257352" name="drawing"/>
@@ -500,7 +500,7 @@
       </w:pPr>
       <w:r>
         <w:drawing>
-          <wp:inline wp14:editId="20A5808C" wp14:anchorId="44FCE513">
+          <wp:inline wp14:editId="4CF2E711" wp14:anchorId="44FCE513">
             <wp:extent cx="5943600" cy="3714750"/>
             <wp:effectExtent l="0" t="0" r="0" b="0"/>
             <wp:docPr id="1895873245" name="drawing"/>
@@ -622,7 +622,7 @@
       </w:pPr>
       <w:r>
         <w:drawing>
-          <wp:inline wp14:editId="6D09350B" wp14:anchorId="6F4506DF">
+          <wp:inline wp14:editId="1D2C545F" wp14:anchorId="6F4506DF">
             <wp:extent cx="5610225" cy="5943600"/>
             <wp:effectExtent l="0" t="0" r="0" b="0"/>
             <wp:docPr id="1329452901" name="drawing"/>
@@ -709,7 +709,7 @@
       </w:pPr>
       <w:r>
         <w:drawing>
-          <wp:inline wp14:editId="0BAF54AC" wp14:anchorId="0460085C">
+          <wp:inline wp14:editId="0B7CB8F8" wp14:anchorId="0460085C">
             <wp:extent cx="4905375" cy="5943600"/>
             <wp:effectExtent l="0" t="0" r="0" b="0"/>
             <wp:docPr id="1595737061" name="drawing"/>
@@ -762,7 +762,7 @@
       </w:pPr>
       <w:r>
         <w:drawing>
-          <wp:inline wp14:editId="23D76C18" wp14:anchorId="7F2E62B0">
+          <wp:inline wp14:editId="0B3C5F37" wp14:anchorId="7F2E62B0">
             <wp:extent cx="5943600" cy="2333625"/>
             <wp:effectExtent l="0" t="0" r="0" b="0"/>
             <wp:docPr id="936854142" name="drawing"/>
@@ -810,7 +810,7 @@
       </w:pPr>
       <w:r>
         <w:drawing>
-          <wp:inline wp14:editId="1189BE79" wp14:anchorId="292685BF">
+          <wp:inline wp14:editId="22C7060A" wp14:anchorId="292685BF">
             <wp:extent cx="5943600" cy="1685925"/>
             <wp:effectExtent l="0" t="0" r="0" b="0"/>
             <wp:docPr id="786653506" name="drawing"/>
@@ -858,7 +858,7 @@
       </w:pPr>
       <w:r>
         <w:drawing>
-          <wp:inline wp14:editId="2A815FAF" wp14:anchorId="7E5F49AB">
+          <wp:inline wp14:editId="12A84671" wp14:anchorId="7E5F49AB">
             <wp:extent cx="5943600" cy="2238375"/>
             <wp:effectExtent l="0" t="0" r="0" b="0"/>
             <wp:docPr id="1716625006" name="drawing"/>
@@ -925,36 +925,36 @@
       </w:pPr>
       <w:r>
         <w:drawing>
-          <wp:inline wp14:editId="0A678326" wp14:anchorId="55548527">
-            <wp:extent cx="4772691" cy="3743847"/>
-            <wp:effectExtent l="0" t="0" r="0" b="0"/>
-            <wp:docPr id="1944835204" name="drawing"/>
-            <wp:cNvGraphicFramePr>
-              <a:graphicFrameLocks noChangeAspect="1"/>
-            </wp:cNvGraphicFramePr>
-            <a:graphic>
-              <a:graphicData xmlns:a="http://schemas.openxmlformats.org/drawingml/2006/main" uri="http://schemas.openxmlformats.org/drawingml/2006/picture">
-                <pic:pic xmlns:pic="http://schemas.openxmlformats.org/drawingml/2006/picture">
-                  <pic:nvPicPr>
-                    <pic:cNvPr id="1944835204" name=""/>
-                    <pic:cNvPicPr/>
-                  </pic:nvPicPr>
-                  <pic:blipFill>
-                    <a:blip xmlns:r="http://schemas.openxmlformats.org/officeDocument/2006/relationships" r:embed="rId291652766">
-                      <a:extLst>
-                        <a:ext xmlns:a="http://schemas.openxmlformats.org/drawingml/2006/main" uri="{28A0092B-C50C-407E-A947-70E740481C1C}">
-                          <a14:useLocalDpi xmlns:a14="http://schemas.microsoft.com/office/drawing/2010/main" val="0"/>
-                        </a:ext>
-                      </a:extLst>
-                    </a:blip>
-                    <a:stretch>
-                      <a:fillRect/>
-                    </a:stretch>
-                  </pic:blipFill>
-                  <pic:spPr>
-                    <a:xfrm>
-                      <a:off x="0" y="0"/>
-                      <a:ext cx="4772691" cy="3743847"/>
+          <wp:inline wp14:editId="1E7882D2" wp14:anchorId="61144D8A">
+            <wp:extent cx="5943600" cy="3876675"/>
+            <wp:effectExtent l="0" t="0" r="0" b="0"/>
+            <wp:docPr id="763937171" name="drawing"/>
+            <wp:cNvGraphicFramePr>
+              <a:graphicFrameLocks noChangeAspect="1"/>
+            </wp:cNvGraphicFramePr>
+            <a:graphic>
+              <a:graphicData xmlns:a="http://schemas.openxmlformats.org/drawingml/2006/main" uri="http://schemas.openxmlformats.org/drawingml/2006/picture">
+                <pic:pic xmlns:pic="http://schemas.openxmlformats.org/drawingml/2006/picture">
+                  <pic:nvPicPr>
+                    <pic:cNvPr id="763937171" name=""/>
+                    <pic:cNvPicPr/>
+                  </pic:nvPicPr>
+                  <pic:blipFill>
+                    <a:blip xmlns:r="http://schemas.openxmlformats.org/officeDocument/2006/relationships" r:embed="rId713522458">
+                      <a:extLst>
+                        <a:ext xmlns:a="http://schemas.openxmlformats.org/drawingml/2006/main" uri="{28A0092B-C50C-407E-A947-70E740481C1C}">
+                          <a14:useLocalDpi xmlns:a14="http://schemas.microsoft.com/office/drawing/2010/main" val="0"/>
+                        </a:ext>
+                      </a:extLst>
+                    </a:blip>
+                    <a:stretch>
+                      <a:fillRect/>
+                    </a:stretch>
+                  </pic:blipFill>
+                  <pic:spPr>
+                    <a:xfrm>
+                      <a:off x="0" y="0"/>
+                      <a:ext cx="5943600" cy="3876675"/>
                     </a:xfrm>
                     <a:prstGeom prst="rect">
                       <a:avLst/>
@@ -998,7 +998,7 @@
       </w:pPr>
       <w:r>
         <w:drawing>
-          <wp:inline wp14:editId="1084B220" wp14:anchorId="47831FF4">
+          <wp:inline wp14:editId="386018E6" wp14:anchorId="47831FF4">
             <wp:extent cx="5943600" cy="1628775"/>
             <wp:effectExtent l="0" t="0" r="0" b="0"/>
             <wp:docPr id="1247249525" name="drawing"/>
@@ -1046,7 +1046,7 @@
       </w:pPr>
       <w:r>
         <w:drawing>
-          <wp:inline wp14:editId="47CB293B" wp14:anchorId="3B1CA327">
+          <wp:inline wp14:editId="2EBD7383" wp14:anchorId="3B1CA327">
             <wp:extent cx="5943600" cy="1295400"/>
             <wp:effectExtent l="0" t="0" r="0" b="0"/>
             <wp:docPr id="526486241" name="drawing"/>
@@ -1094,7 +1094,7 @@
       </w:pPr>
       <w:r>
         <w:drawing>
-          <wp:inline wp14:editId="2189DC12" wp14:anchorId="3D5A42F0">
+          <wp:inline wp14:editId="724587FB" wp14:anchorId="3D5A42F0">
             <wp:extent cx="5943600" cy="3867150"/>
             <wp:effectExtent l="0" t="0" r="0" b="0"/>
             <wp:docPr id="517308727" name="drawing"/>
@@ -1142,7 +1142,7 @@
       </w:pPr>
       <w:r>
         <w:drawing>
-          <wp:inline wp14:editId="0693D562" wp14:anchorId="357FE9EE">
+          <wp:inline wp14:editId="475C153E" wp14:anchorId="357FE9EE">
             <wp:extent cx="3915321" cy="3534268"/>
             <wp:effectExtent l="0" t="0" r="0" b="0"/>
             <wp:docPr id="556932271" name="drawing"/>
@@ -1204,7 +1204,7 @@
       </w:pPr>
       <w:r>
         <w:drawing>
-          <wp:inline wp14:editId="1313BAD0" wp14:anchorId="47F5642F">
+          <wp:inline wp14:editId="02EA9EF2" wp14:anchorId="47F5642F">
             <wp:extent cx="4972744" cy="952633"/>
             <wp:effectExtent l="0" t="0" r="0" b="0"/>
             <wp:docPr id="1301911486" name="drawing"/>
@@ -1252,7 +1252,7 @@
       </w:pPr>
       <w:r>
         <w:drawing>
-          <wp:inline wp14:editId="30763E3A" wp14:anchorId="1AF7FC1A">
+          <wp:inline wp14:editId="0363EA17" wp14:anchorId="1AF7FC1A">
             <wp:extent cx="5943600" cy="628650"/>
             <wp:effectExtent l="0" t="0" r="0" b="0"/>
             <wp:docPr id="1773897626" name="drawing"/>
@@ -1300,7 +1300,7 @@
       </w:pPr>
       <w:r>
         <w:drawing>
-          <wp:inline wp14:editId="10449DBB" wp14:anchorId="4081FDDE">
+          <wp:inline wp14:editId="55C9BFA3" wp14:anchorId="4081FDDE">
             <wp:extent cx="4020111" cy="981212"/>
             <wp:effectExtent l="0" t="0" r="0" b="0"/>
             <wp:docPr id="749575835" name="drawing"/>
@@ -1348,7 +1348,7 @@
       </w:pPr>
       <w:r>
         <w:drawing>
-          <wp:inline wp14:editId="34BCDCB4" wp14:anchorId="73E3B34F">
+          <wp:inline wp14:editId="27E8B616" wp14:anchorId="73E3B34F">
             <wp:extent cx="5943600" cy="2838450"/>
             <wp:effectExtent l="0" t="0" r="0" b="0"/>
             <wp:docPr id="238620504" name="drawing"/>
@@ -1396,7 +1396,7 @@
       </w:pPr>
       <w:r>
         <w:drawing>
-          <wp:inline wp14:editId="5A515D0F" wp14:anchorId="0E730219">
+          <wp:inline wp14:editId="77C61634" wp14:anchorId="0E730219">
             <wp:extent cx="5943600" cy="3076575"/>
             <wp:effectExtent l="0" t="0" r="0" b="0"/>
             <wp:docPr id="120515265" name="drawing"/>
@@ -1444,7 +1444,7 @@
       </w:pPr>
       <w:r>
         <w:drawing>
-          <wp:inline wp14:editId="0321683F" wp14:anchorId="17537D1C">
+          <wp:inline wp14:editId="3A77BAC1" wp14:anchorId="17537D1C">
             <wp:extent cx="5943600" cy="3667125"/>
             <wp:effectExtent l="0" t="0" r="0" b="0"/>
             <wp:docPr id="861323045" name="drawing"/>
@@ -1502,7 +1502,7 @@
       </w:pPr>
       <w:r>
         <w:drawing>
-          <wp:inline wp14:editId="733E207E" wp14:anchorId="14A1F27B">
+          <wp:inline wp14:editId="01457A32" wp14:anchorId="14A1F27B">
             <wp:extent cx="5943600" cy="3524250"/>
             <wp:effectExtent l="0" t="0" r="0" b="0"/>
             <wp:docPr id="1855430505" name="drawing"/>
@@ -1550,7 +1550,7 @@
       </w:pPr>
       <w:r>
         <w:drawing>
-          <wp:inline wp14:editId="0A54368D" wp14:anchorId="0C0A117F">
+          <wp:inline wp14:editId="2A4615F3" wp14:anchorId="0C0A117F">
             <wp:extent cx="5943600" cy="1190625"/>
             <wp:effectExtent l="0" t="0" r="0" b="0"/>
             <wp:docPr id="1122640540" name="drawing"/>
@@ -1598,7 +1598,7 @@
       </w:pPr>
       <w:r>
         <w:drawing>
-          <wp:inline wp14:editId="691A878F" wp14:anchorId="2E60225A">
+          <wp:inline wp14:editId="4AE67FCE" wp14:anchorId="2E60225A">
             <wp:extent cx="5943600" cy="4667250"/>
             <wp:effectExtent l="0" t="0" r="0" b="0"/>
             <wp:docPr id="647066984" name="drawing"/>
@@ -1646,7 +1646,7 @@
       </w:pPr>
       <w:r>
         <w:drawing>
-          <wp:inline wp14:editId="7D35E0E0" wp14:anchorId="143DFA18">
+          <wp:inline wp14:editId="788F5D5A" wp14:anchorId="143DFA18">
             <wp:extent cx="5943600" cy="3667125"/>
             <wp:effectExtent l="0" t="0" r="0" b="0"/>
             <wp:docPr id="1210300364" name="drawing"/>
@@ -1694,7 +1694,7 @@
       </w:pPr>
       <w:r>
         <w:drawing>
-          <wp:inline wp14:editId="00D9075C" wp14:anchorId="1A9FC0B3">
+          <wp:inline wp14:editId="4FD46CF1" wp14:anchorId="1A9FC0B3">
             <wp:extent cx="5943600" cy="3352800"/>
             <wp:effectExtent l="0" t="0" r="0" b="0"/>
             <wp:docPr id="13900946" name="drawing"/>
@@ -1742,7 +1742,7 @@
       </w:pPr>
       <w:r>
         <w:drawing>
-          <wp:inline wp14:editId="681D0D9D" wp14:anchorId="75C82F33">
+          <wp:inline wp14:editId="3A22F2F7" wp14:anchorId="75C82F33">
             <wp:extent cx="5943600" cy="2838450"/>
             <wp:effectExtent l="0" t="0" r="0" b="0"/>
             <wp:docPr id="1655549053" name="drawing"/>
@@ -1790,7 +1790,7 @@
       </w:pPr>
       <w:r>
         <w:drawing>
-          <wp:inline wp14:editId="44988791" wp14:anchorId="0750232B">
+          <wp:inline wp14:editId="5317DA92" wp14:anchorId="0750232B">
             <wp:extent cx="5943600" cy="4781550"/>
             <wp:effectExtent l="0" t="0" r="0" b="0"/>
             <wp:docPr id="352476846" name="drawing"/>
@@ -1838,7 +1838,7 @@
       </w:pPr>
       <w:r>
         <w:drawing>
-          <wp:inline wp14:editId="1F40BAFC" wp14:anchorId="2898AD7E">
+          <wp:inline wp14:editId="64A97116" wp14:anchorId="2898AD7E">
             <wp:extent cx="5943600" cy="4067175"/>
             <wp:effectExtent l="0" t="0" r="0" b="0"/>
             <wp:docPr id="1460491851" name="drawing"/>
@@ -1886,7 +1886,7 @@
       </w:pPr>
       <w:r>
         <w:drawing>
-          <wp:inline wp14:editId="5C87DACC" wp14:anchorId="5D47E48B">
+          <wp:inline wp14:editId="7CCC4F26" wp14:anchorId="5D47E48B">
             <wp:extent cx="5943600" cy="3067050"/>
             <wp:effectExtent l="0" t="0" r="0" b="0"/>
             <wp:docPr id="408182559" name="drawing"/>
@@ -1967,7 +1967,7 @@
       <w:pPr>
         <w:ind w:firstLine="0"/>
       </w:pPr>
-      <w:hyperlink r:id="R3ac51918d2ee4db0">
+      <w:hyperlink r:id="R7d0c102f18174dbe">
         <w:r>
           <w:rPr>
             <w:rStyle w:val="Hyperlink"/>
@@ -2303,7 +2303,7 @@
       </w:pPr>
       <w:r>
         <w:drawing>
-          <wp:inline wp14:editId="506CA7E1" wp14:anchorId="0FB59362">
+          <wp:inline wp14:editId="0A7B3CAC" wp14:anchorId="0FB59362">
             <wp:extent cx="5943600" cy="1733550"/>
             <wp:effectExtent l="0" t="0" r="0" b="0"/>
             <wp:docPr id="1458526245" name="drawing"/>
@@ -2400,7 +2400,7 @@
       </w:pPr>
       <w:r>
         <w:drawing>
-          <wp:inline wp14:editId="599F3426" wp14:anchorId="1A99DD2E">
+          <wp:inline wp14:editId="6DAE7F8B" wp14:anchorId="1A99DD2E">
             <wp:extent cx="5943600" cy="685800"/>
             <wp:effectExtent l="0" t="0" r="0" b="0"/>
             <wp:docPr id="1119615346" name="drawing"/>
@@ -2469,7 +2469,7 @@
       </w:pPr>
       <w:r>
         <w:drawing>
-          <wp:inline wp14:editId="1DE9E83B" wp14:anchorId="37C06F07">
+          <wp:inline wp14:editId="5A074E4E" wp14:anchorId="37C06F07">
             <wp:extent cx="5943600" cy="3409950"/>
             <wp:effectExtent l="0" t="0" r="0" b="0"/>
             <wp:docPr id="1464857072" name="drawing"/>
@@ -2517,7 +2517,7 @@
       </w:pPr>
       <w:r>
         <w:drawing>
-          <wp:inline wp14:editId="27968808" wp14:anchorId="04409237">
+          <wp:inline wp14:editId="0412924F" wp14:anchorId="04409237">
             <wp:extent cx="5943600" cy="733425"/>
             <wp:effectExtent l="0" t="0" r="0" b="0"/>
             <wp:docPr id="939433042" name="drawing"/>
@@ -2565,7 +2565,7 @@
       </w:pPr>
       <w:r>
         <w:drawing>
-          <wp:inline wp14:editId="5F8A38CC" wp14:anchorId="2CBBC97D">
+          <wp:inline wp14:editId="11246CBF" wp14:anchorId="2CBBC97D">
             <wp:extent cx="5943600" cy="3057525"/>
             <wp:effectExtent l="0" t="0" r="0" b="0"/>
             <wp:docPr id="491061607" name="drawing"/>
@@ -2711,7 +2711,7 @@
       </w:pPr>
       <w:r>
         <w:drawing>
-          <wp:inline wp14:editId="79793070" wp14:anchorId="4413ACF6">
+          <wp:inline wp14:editId="106531FC" wp14:anchorId="4413ACF6">
             <wp:extent cx="5943600" cy="733425"/>
             <wp:effectExtent l="0" t="0" r="0" b="0"/>
             <wp:docPr id="1350969012" name="drawing"/>
@@ -2775,7 +2775,7 @@
       </w:pPr>
       <w:r>
         <w:drawing>
-          <wp:inline wp14:editId="25C77DCD" wp14:anchorId="6D982340">
+          <wp:inline wp14:editId="76FE35E2" wp14:anchorId="6D982340">
             <wp:extent cx="4439269" cy="4677428"/>
             <wp:effectExtent l="0" t="0" r="0" b="0"/>
             <wp:docPr id="823977160" name="drawing"/>
@@ -2848,7 +2848,7 @@
       </w:pPr>
       <w:r>
         <w:drawing>
-          <wp:inline wp14:editId="60BCD339" wp14:anchorId="64335E6F">
+          <wp:inline wp14:editId="4C1C9B3F" wp14:anchorId="64335E6F">
             <wp:extent cx="5943600" cy="542925"/>
             <wp:effectExtent l="0" t="0" r="0" b="0"/>
             <wp:docPr id="1515146800" name="drawing"/>
@@ -2896,7 +2896,7 @@
       </w:pPr>
       <w:r>
         <w:drawing>
-          <wp:inline wp14:editId="0E421F82" wp14:anchorId="0CCC97CE">
+          <wp:inline wp14:editId="15DD038C" wp14:anchorId="0CCC97CE">
             <wp:extent cx="5943600" cy="3095625"/>
             <wp:effectExtent l="0" t="0" r="0" b="0"/>
             <wp:docPr id="1212025149" name="drawing"/>
@@ -3018,7 +3018,7 @@
       </w:pPr>
       <w:r>
         <w:drawing>
-          <wp:inline wp14:editId="5C51B3B3" wp14:anchorId="67965AE3">
+          <wp:inline wp14:editId="263EB271" wp14:anchorId="67965AE3">
             <wp:extent cx="5943600" cy="4324350"/>
             <wp:effectExtent l="0" t="0" r="0" b="0"/>
             <wp:docPr id="1247507057" name="drawing"/>
@@ -3139,7 +3139,7 @@
       </w:pPr>
       <w:r>
         <w:drawing>
-          <wp:inline wp14:editId="74B46C40" wp14:anchorId="7A7CFE53">
+          <wp:inline wp14:editId="0A5C7DF0" wp14:anchorId="7A7CFE53">
             <wp:extent cx="5943600" cy="5886450"/>
             <wp:effectExtent l="0" t="0" r="0" b="0"/>
             <wp:docPr id="796402044" name="drawing"/>
@@ -3187,7 +3187,7 @@
       </w:pPr>
       <w:r>
         <w:drawing>
-          <wp:inline wp14:editId="3D6D1AB6" wp14:anchorId="4DF8DC28">
+          <wp:inline wp14:editId="71EB2A41" wp14:anchorId="4DF8DC28">
             <wp:extent cx="5943600" cy="3048000"/>
             <wp:effectExtent l="0" t="0" r="0" b="0"/>
             <wp:docPr id="1129429204" name="drawing"/>
@@ -3720,7 +3720,7 @@
     <w:name w:val="Hyperlink"/>
     <w:basedOn w:val="DefaultParagraphFont"/>
     <w:unhideWhenUsed/>
-    <w:rsid w:val="3B88C833"/>
+    <w:rsid w:val="7C3FF1DE"/>
     <w:rPr>
       <w:color w:val="467886"/>
       <w:u w:val="single"/>
